--- a/HS_mau/TTr Duyệt QT DM SCL Hoàn thành.docx
+++ b/HS_mau/TTr Duyệt QT DM SCL Hoàn thành.docx
@@ -8,6 +8,8 @@
           <w:tab w:val="center" w:pos="1778"/>
           <w:tab w:val="center" w:pos="6425"/>
         </w:tabs>
+        <w:spacing w:before="0" w:after="0" w:line="240" w:lineRule="auto"/>
+        <w:ind w:firstLine="0"/>
         <w:rPr>
           <w:color w:val="000000"/>
           <w:sz w:val="28"/>
@@ -35,6 +37,7 @@
     <w:tbl>
       <w:tblPr>
         <w:tblW w:w="9923" w:type="dxa"/>
+        <w:jc w:val="center"/>
         <w:tblInd w:w="-34" w:type="dxa"/>
         <w:tblLook w:val="01E0" w:firstRow="1" w:lastRow="1" w:firstColumn="1" w:lastColumn="1" w:noHBand="0" w:noVBand="0"/>
       </w:tblPr>
@@ -50,6 +53,8 @@
           <w:p>
             <w:pPr>
               <w:pStyle w:val="BodyText2"/>
+              <w:spacing w:before="0" w:after="0" w:line="240" w:lineRule="auto"/>
+              <w:ind w:firstLine="0"/>
               <w:jc w:val="center"/>
               <w:rPr>
                 <w:sz w:val="26"/>
@@ -73,6 +78,8 @@
           <w:p>
             <w:pPr>
               <w:pStyle w:val="BodyText2"/>
+              <w:spacing w:before="0" w:after="0" w:line="240" w:lineRule="auto"/>
+              <w:ind w:firstLine="0"/>
               <w:jc w:val="center"/>
               <w:rPr>
                 <w:sz w:val="26"/>
@@ -99,6 +106,8 @@
           <w:p>
             <w:pPr>
               <w:pStyle w:val="BodyText2"/>
+              <w:spacing w:before="0" w:after="0" w:line="240" w:lineRule="auto"/>
+              <w:ind w:firstLine="0"/>
               <w:jc w:val="center"/>
               <w:rPr>
                 <w:b/>
@@ -125,6 +134,8 @@
           <w:p>
             <w:pPr>
               <w:pStyle w:val="BodyText2"/>
+              <w:spacing w:before="0" w:after="0" w:line="240" w:lineRule="auto"/>
+              <w:ind w:firstLine="0"/>
               <w:jc w:val="center"/>
               <w:rPr>
                 <w:szCs w:val="28"/>
@@ -149,6 +160,8 @@
           <w:p>
             <w:pPr>
               <w:pStyle w:val="BodyText2"/>
+              <w:spacing w:before="0" w:after="0" w:line="240" w:lineRule="auto"/>
+              <w:ind w:firstLine="0"/>
               <w:jc w:val="center"/>
               <w:rPr>
                 <w:bCs/>
@@ -239,6 +252,8 @@
           <w:p>
             <w:pPr>
               <w:pStyle w:val="BodyText2"/>
+              <w:spacing w:before="0" w:after="0" w:line="240" w:lineRule="auto"/>
+              <w:ind w:firstLine="0"/>
               <w:jc w:val="center"/>
               <w:rPr>
                 <w:sz w:val="26"/>
@@ -335,6 +350,8 @@
           <w:p>
             <w:pPr>
               <w:pStyle w:val="BodyText2"/>
+              <w:spacing w:before="0" w:after="0" w:line="240" w:lineRule="auto"/>
+              <w:ind w:firstLine="0"/>
               <w:jc w:val="center"/>
               <w:rPr>
                 <w:szCs w:val="28"/>
@@ -374,6 +391,8 @@
           <w:p>
             <w:pPr>
               <w:pStyle w:val="BodyText2"/>
+              <w:spacing w:before="0" w:after="0" w:line="240" w:lineRule="auto"/>
+              <w:ind w:firstLine="0"/>
               <w:jc w:val="center"/>
               <w:rPr>
                 <w:szCs w:val="28"/>
@@ -394,6 +413,8 @@
           <w:p>
             <w:pPr>
               <w:pStyle w:val="BodyText2"/>
+              <w:spacing w:before="0" w:after="0" w:line="240" w:lineRule="auto"/>
+              <w:ind w:firstLine="0"/>
               <w:jc w:val="center"/>
               <w:rPr>
                 <w:i/>
@@ -466,6 +487,8 @@
           <w:tab w:val="center" w:pos="1778"/>
           <w:tab w:val="center" w:pos="6425"/>
         </w:tabs>
+        <w:spacing w:before="0" w:after="0" w:line="240" w:lineRule="auto"/>
+        <w:ind w:firstLine="0"/>
         <w:rPr>
           <w:color w:val="000000"/>
           <w:sz w:val="28"/>
@@ -483,6 +506,8 @@
     </w:p>
     <w:p>
       <w:pPr>
+        <w:spacing w:before="0" w:after="0" w:line="240" w:lineRule="auto"/>
+        <w:ind w:firstLine="567"/>
         <w:jc w:val="center"/>
         <w:rPr>
           <w:bCs/>
@@ -509,6 +534,8 @@
     </w:p>
     <w:p>
       <w:pPr>
+        <w:spacing w:before="0" w:after="0" w:line="240" w:lineRule="auto"/>
+        <w:ind w:firstLine="0"/>
         <w:rPr>
           <w:sz w:val="28"/>
           <w:szCs w:val="28"/>
@@ -517,7 +544,8 @@
     </w:p>
     <w:p>
       <w:pPr>
-        <w:ind w:firstLine="720"/>
+        <w:spacing w:before="0" w:after="0" w:line="240" w:lineRule="auto"/>
+        <w:ind w:firstLine="567"/>
         <w:jc w:val="both"/>
         <w:rPr>
           <w:iCs/>
@@ -536,7 +564,8 @@
     </w:p>
     <w:p>
       <w:pPr>
-        <w:ind w:firstLine="709"/>
+        <w:spacing w:before="0" w:after="0" w:line="240" w:lineRule="auto"/>
+        <w:ind w:firstLine="567"/>
         <w:jc w:val="both"/>
         <w:rPr>
           <w:iCs/>
@@ -557,7 +586,8 @@
     </w:p>
     <w:p>
       <w:pPr>
-        <w:ind w:firstLine="720"/>
+        <w:spacing w:before="0" w:after="0" w:line="240" w:lineRule="auto"/>
+        <w:ind w:firstLine="567"/>
         <w:jc w:val="both"/>
         <w:rPr>
           <w:iCs/>
@@ -797,8 +827,8 @@
     </w:p>
     <w:p>
       <w:pPr>
-        <w:spacing w:line="360" w:lineRule="auto"/>
-        <w:ind w:firstLine="720"/>
+        <w:spacing w:line="240" w:lineRule="auto" w:before="0" w:after="0"/>
+        <w:ind w:firstLine="567"/>
         <w:jc w:val="both"/>
         <w:rPr>
           <w:iCs/>
@@ -897,8 +927,8 @@
     </w:p>
     <w:p>
       <w:pPr>
-        <w:spacing w:line="360" w:lineRule="auto"/>
-        <w:ind w:firstLine="720"/>
+        <w:spacing w:line="240" w:lineRule="auto" w:before="0" w:after="0"/>
+        <w:ind w:firstLine="567"/>
         <w:jc w:val="both"/>
         <w:rPr>
           <w:iCs/>
@@ -922,7 +952,8 @@
           <w:tab w:val="left" w:pos="4111"/>
           <w:tab w:val="right" w:pos="7655"/>
         </w:tabs>
-        <w:ind w:firstLine="567"/>
+        <w:spacing w:before="0" w:after="0" w:line="240" w:lineRule="auto"/>
+        <w:ind w:firstLine="0"/>
         <w:jc w:val="both"/>
         <w:rPr>
           <w:sz w:val="28"/>
@@ -987,7 +1018,8 @@
           <w:tab w:val="left" w:pos="4111"/>
           <w:tab w:val="right" w:pos="7655"/>
         </w:tabs>
-        <w:ind w:firstLine="567"/>
+        <w:spacing w:before="0" w:after="0" w:line="240" w:lineRule="auto"/>
+        <w:ind w:firstLine="0"/>
         <w:jc w:val="both"/>
         <w:rPr>
           <w:sz w:val="28"/>
@@ -1053,7 +1085,8 @@
           <w:tab w:val="left" w:pos="4111"/>
           <w:tab w:val="right" w:pos="7655"/>
         </w:tabs>
-        <w:ind w:firstLine="567"/>
+        <w:spacing w:before="0" w:after="0" w:line="240" w:lineRule="auto"/>
+        <w:ind w:firstLine="0"/>
         <w:jc w:val="both"/>
         <w:rPr>
           <w:sz w:val="28"/>
@@ -1129,7 +1162,8 @@
           <w:tab w:val="left" w:pos="4111"/>
           <w:tab w:val="right" w:pos="7655"/>
         </w:tabs>
-        <w:ind w:firstLine="567"/>
+        <w:spacing w:before="0" w:after="0" w:line="240" w:lineRule="auto"/>
+        <w:ind w:firstLine="0"/>
         <w:jc w:val="both"/>
         <w:rPr>
           <w:sz w:val="28"/>
@@ -1228,7 +1262,8 @@
           <w:tab w:val="left" w:pos="4111"/>
           <w:tab w:val="right" w:pos="7655"/>
         </w:tabs>
-        <w:ind w:firstLine="567"/>
+        <w:spacing w:before="0" w:after="0" w:line="240" w:lineRule="auto"/>
+        <w:ind w:firstLine="0"/>
         <w:jc w:val="both"/>
         <w:rPr>
           <w:sz w:val="28"/>
@@ -1267,7 +1302,8 @@
           <w:tab w:val="left" w:pos="4111"/>
           <w:tab w:val="right" w:pos="7655"/>
         </w:tabs>
-        <w:ind w:firstLine="567"/>
+        <w:spacing w:before="0" w:after="0" w:line="240" w:lineRule="auto"/>
+        <w:ind w:firstLine="0"/>
         <w:jc w:val="both"/>
         <w:rPr>
           <w:sz w:val="28"/>
@@ -1306,7 +1342,8 @@
           <w:tab w:val="left" w:pos="4111"/>
           <w:tab w:val="right" w:pos="7655"/>
         </w:tabs>
-        <w:ind w:firstLine="567"/>
+        <w:spacing w:before="0" w:after="0" w:line="240" w:lineRule="auto"/>
+        <w:ind w:firstLine="0"/>
         <w:jc w:val="both"/>
         <w:rPr>
           <w:b/>
@@ -1376,7 +1413,8 @@
           <w:tab w:val="left" w:pos="4111"/>
           <w:tab w:val="right" w:pos="7655"/>
         </w:tabs>
-        <w:ind w:firstLine="567"/>
+        <w:spacing w:before="0" w:after="0" w:line="240" w:lineRule="auto"/>
+        <w:ind w:firstLine="0"/>
         <w:jc w:val="both"/>
         <w:rPr>
           <w:sz w:val="28"/>
@@ -1415,7 +1453,8 @@
           <w:tab w:val="left" w:pos="4111"/>
           <w:tab w:val="right" w:pos="7655"/>
         </w:tabs>
-        <w:ind w:firstLine="567"/>
+        <w:spacing w:before="0" w:after="0" w:line="240" w:lineRule="auto"/>
+        <w:ind w:firstLine="0"/>
         <w:jc w:val="both"/>
         <w:rPr>
           <w:sz w:val="28"/>
@@ -1491,6 +1530,7 @@
           <w:tab w:val="left" w:pos="4111"/>
           <w:tab w:val="right" w:pos="7655"/>
         </w:tabs>
+        <w:spacing w:before="0" w:after="0" w:line="240" w:lineRule="auto"/>
         <w:ind w:firstLine="567"/>
         <w:jc w:val="both"/>
         <w:rPr>
@@ -1517,7 +1557,8 @@
           <w:tab w:val="left" w:pos="4111"/>
           <w:tab w:val="right" w:pos="7655"/>
         </w:tabs>
-        <w:ind w:firstLine="567"/>
+        <w:spacing w:before="0" w:after="0" w:line="240" w:lineRule="auto"/>
+        <w:ind w:firstLine="0"/>
         <w:jc w:val="both"/>
         <w:rPr>
           <w:b/>
@@ -2160,6 +2201,8 @@
     </w:p>
     <w:p>
       <w:pPr>
+        <w:spacing w:before="0" w:after="0" w:line="240" w:lineRule="auto"/>
+        <w:ind w:firstLine="0"/>
         <w:rPr>
           <w:b/>
           <w:i/>
@@ -2184,6 +2227,9 @@
     </w:p>
     <w:p>
       <w:pPr>
+        <w:spacing w:before="0" w:after="0" w:line="240" w:lineRule="auto"/>
+        <w:ind w:firstLine="567"/>
+        <w:jc w:val="both"/>
         <w:rPr>
           <w:sz w:val="22"/>
           <w:szCs w:val="22"/>
@@ -2209,6 +2255,8 @@
         <w:tabs>
           <w:tab w:val="center" w:pos="6660"/>
         </w:tabs>
+        <w:spacing w:before="0" w:after="0" w:line="240" w:lineRule="auto"/>
+        <w:ind w:firstLine="0"/>
         <w:rPr>
           <w:color w:val="000000"/>
           <w:sz w:val="28"/>
@@ -2294,7 +2342,8 @@
         <w:tabs>
           <w:tab w:val="center" w:pos="6660"/>
         </w:tabs>
-        <w:spacing w:line="360" w:lineRule="auto"/>
+        <w:spacing w:line="240" w:lineRule="auto" w:before="0" w:after="0"/>
+        <w:ind w:firstLine="0"/>
         <w:rPr>
           <w:color w:val="000000"/>
           <w:sz w:val="28"/>
@@ -2347,7 +2396,8 @@
         <w:tabs>
           <w:tab w:val="center" w:pos="6660"/>
         </w:tabs>
-        <w:spacing w:line="360" w:lineRule="auto"/>
+        <w:spacing w:line="240" w:lineRule="auto" w:before="0" w:after="0"/>
+        <w:ind w:firstLine="0"/>
         <w:rPr>
           <w:color w:val="000000"/>
           <w:sz w:val="28"/>
@@ -2366,7 +2416,8 @@
     </w:p>
     <w:p>
       <w:pPr>
-        <w:spacing w:line="360" w:lineRule="auto"/>
+        <w:spacing w:line="240" w:lineRule="auto" w:before="0" w:after="0"/>
+        <w:ind w:firstLine="0"/>
         <w:rPr>
           <w:color w:val="000000"/>
           <w:sz w:val="28"/>
@@ -2376,7 +2427,8 @@
     </w:p>
     <w:p>
       <w:pPr>
-        <w:spacing w:line="360" w:lineRule="auto"/>
+        <w:spacing w:line="240" w:lineRule="auto" w:before="0" w:after="0"/>
+        <w:ind w:firstLine="0"/>
         <w:rPr>
           <w:color w:val="000000"/>
           <w:sz w:val="28"/>
@@ -2389,7 +2441,8 @@
         <w:tabs>
           <w:tab w:val="left" w:pos="8446"/>
         </w:tabs>
-        <w:spacing w:line="360" w:lineRule="auto"/>
+        <w:spacing w:line="240" w:lineRule="auto" w:before="0" w:after="0"/>
+        <w:ind w:firstLine="0"/>
         <w:jc w:val="both"/>
         <w:rPr>
           <w:sz w:val="28"/>
@@ -2406,8 +2459,8 @@
       </w:r>
     </w:p>
     <w:sectPr>
-      <w:pgSz w:w="11907" w:h="16839" w:code="9"/>
-      <w:pgMar w:top="1134" w:right="1134" w:bottom="567" w:left="1418" w:header="720" w:footer="720" w:gutter="0"/>
+      <w:pgSz w:w="11906" w:h="16838" w:code="9"/>
+      <w:pgMar w:top="1134" w:right="1134" w:bottom="567" w:left="1417" w:header="720" w:footer="720" w:gutter="0"/>
       <w:cols w:space="720"/>
       <w:docGrid w:linePitch="360"/>
     </w:sectPr>
